--- a/cover.docx
+++ b/cover.docx
@@ -133,18 +133,7 @@
           <w:szCs w:val="28"/>
           <w:u w:val="single"/>
         </w:rPr>
-        <w:t xml:space="preserve"> </w:t>
-      </w:r>
-      <w:bookmarkStart w:id="0" w:name="_GoBack"/>
-      <w:bookmarkEnd w:id="0"/>
-      <w:r>
-        <w:rPr>
-          <w:rFonts w:ascii="黑体" w:eastAsia="黑体" w:hint="eastAsia"/>
-          <w:sz w:val="28"/>
-          <w:szCs w:val="28"/>
-          <w:u w:val="single"/>
-        </w:rPr>
-        <w:t xml:space="preserve">         </w:t>
+        <w:t xml:space="preserve">          </w:t>
       </w:r>
     </w:p>
     <w:p>
@@ -267,21 +256,8 @@
         <w:adjustRightInd w:val="0"/>
         <w:snapToGrid w:val="0"/>
         <w:spacing w:line="360" w:lineRule="auto"/>
-        <w:jc w:val="center"/>
-        <w:rPr>
-          <w:b/>
-          <w:sz w:val="20"/>
-          <w:szCs w:val="72"/>
-        </w:rPr>
-      </w:pPr>
-    </w:p>
-    <w:p>
-      <w:pPr>
-        <w:adjustRightInd w:val="0"/>
-        <w:snapToGrid w:val="0"/>
-        <w:spacing w:line="360" w:lineRule="auto"/>
-        <w:jc w:val="center"/>
-        <w:rPr>
+        <w:rPr>
+          <w:rFonts w:hint="eastAsia"/>
           <w:b/>
           <w:sz w:val="20"/>
           <w:szCs w:val="72"/>
@@ -467,7 +443,25 @@
                 <w:szCs w:val="32"/>
                 <w:u w:val="single"/>
               </w:rPr>
-              <w:t>刘 阳</w:t>
+              <w:t xml:space="preserve">刘 </w:t>
+            </w:r>
+            <w:r>
+              <w:rPr>
+                <w:rFonts w:ascii="仿宋" w:eastAsia="仿宋" w:hAnsi="仿宋"/>
+                <w:sz w:val="32"/>
+                <w:szCs w:val="32"/>
+                <w:u w:val="single"/>
+              </w:rPr>
+              <w:t xml:space="preserve"> </w:t>
+            </w:r>
+            <w:r>
+              <w:rPr>
+                <w:rFonts w:ascii="仿宋" w:eastAsia="仿宋" w:hAnsi="仿宋" w:hint="eastAsia"/>
+                <w:sz w:val="32"/>
+                <w:szCs w:val="32"/>
+                <w:u w:val="single"/>
+              </w:rPr>
+              <w:t>阳</w:t>
             </w:r>
             <w:r>
               <w:rPr>
@@ -742,16 +736,34 @@
                 <w:szCs w:val="32"/>
                 <w:u w:val="single"/>
               </w:rPr>
-              <w:t>贺仁杰</w:t>
-            </w:r>
-            <w:r>
-              <w:rPr>
-                <w:rFonts w:ascii="仿宋" w:eastAsia="仿宋" w:hAnsi="仿宋" w:hint="eastAsia"/>
-                <w:sz w:val="32"/>
-                <w:szCs w:val="32"/>
-                <w:u w:val="single"/>
-              </w:rPr>
-              <w:t>、姚 锋</w:t>
+              <w:t xml:space="preserve"> </w:t>
+            </w:r>
+            <w:r>
+              <w:rPr>
+                <w:rFonts w:ascii="仿宋" w:eastAsia="仿宋" w:hAnsi="仿宋"/>
+                <w:sz w:val="32"/>
+                <w:szCs w:val="32"/>
+                <w:u w:val="single"/>
+              </w:rPr>
+              <w:t xml:space="preserve">   </w:t>
+            </w:r>
+            <w:r>
+              <w:rPr>
+                <w:rFonts w:ascii="仿宋" w:eastAsia="仿宋" w:hAnsi="仿宋" w:hint="eastAsia"/>
+                <w:sz w:val="32"/>
+                <w:szCs w:val="32"/>
+                <w:u w:val="single"/>
+              </w:rPr>
+              <w:t xml:space="preserve">贺仁杰 </w:t>
+            </w:r>
+            <w:r>
+              <w:rPr>
+                <w:rFonts w:ascii="仿宋" w:eastAsia="仿宋" w:hAnsi="仿宋"/>
+                <w:sz w:val="32"/>
+                <w:szCs w:val="32"/>
+                <w:u w:val="single"/>
+              </w:rPr>
+              <w:t xml:space="preserve">  </w:t>
             </w:r>
             <w:r>
               <w:rPr>
@@ -777,34 +789,61 @@
                 <w:szCs w:val="32"/>
                 <w:u w:val="single"/>
               </w:rPr>
-              <w:t>教授</w:t>
-            </w:r>
-            <w:r>
-              <w:rPr>
-                <w:rFonts w:ascii="仿宋" w:eastAsia="仿宋" w:hAnsi="仿宋" w:hint="eastAsia"/>
-                <w:sz w:val="32"/>
-                <w:szCs w:val="32"/>
-                <w:u w:val="single"/>
-              </w:rPr>
-              <w:t>、研究员</w:t>
-            </w:r>
-            <w:r>
-              <w:rPr>
-                <w:rFonts w:ascii="黑体" w:eastAsia="黑体" w:hint="eastAsia"/>
-                <w:sz w:val="32"/>
-                <w:szCs w:val="32"/>
-                <w:u w:val="single"/>
-              </w:rPr>
-              <w:t xml:space="preserve"> </w:t>
-            </w:r>
-            <w:r>
-              <w:rPr>
-                <w:rFonts w:ascii="黑体" w:eastAsia="黑体" w:hint="eastAsia"/>
-                <w:sz w:val="32"/>
-                <w:szCs w:val="32"/>
-                <w:u w:val="single"/>
-              </w:rPr>
-              <w:t xml:space="preserve">   </w:t>
+              <w:t xml:space="preserve"> </w:t>
+            </w:r>
+            <w:r>
+              <w:rPr>
+                <w:rFonts w:ascii="仿宋" w:eastAsia="仿宋" w:hAnsi="仿宋"/>
+                <w:sz w:val="32"/>
+                <w:szCs w:val="32"/>
+                <w:u w:val="single"/>
+              </w:rPr>
+              <w:t xml:space="preserve">  </w:t>
+            </w:r>
+            <w:r>
+              <w:rPr>
+                <w:rFonts w:ascii="仿宋" w:eastAsia="仿宋" w:hAnsi="仿宋" w:hint="eastAsia"/>
+                <w:sz w:val="32"/>
+                <w:szCs w:val="32"/>
+                <w:u w:val="single"/>
+              </w:rPr>
+              <w:t>教</w:t>
+            </w:r>
+            <w:r>
+              <w:rPr>
+                <w:rFonts w:ascii="仿宋" w:eastAsia="仿宋" w:hAnsi="仿宋" w:hint="eastAsia"/>
+                <w:sz w:val="32"/>
+                <w:szCs w:val="32"/>
+                <w:u w:val="single"/>
+              </w:rPr>
+              <w:t xml:space="preserve"> </w:t>
+            </w:r>
+            <w:r>
+              <w:rPr>
+                <w:rFonts w:ascii="仿宋" w:eastAsia="仿宋" w:hAnsi="仿宋"/>
+                <w:sz w:val="32"/>
+                <w:szCs w:val="32"/>
+                <w:u w:val="single"/>
+              </w:rPr>
+              <w:t xml:space="preserve"> </w:t>
+            </w:r>
+            <w:r>
+              <w:rPr>
+                <w:rFonts w:ascii="仿宋" w:eastAsia="仿宋" w:hAnsi="仿宋" w:hint="eastAsia"/>
+                <w:sz w:val="32"/>
+                <w:szCs w:val="32"/>
+                <w:u w:val="single"/>
+              </w:rPr>
+              <w:t>授</w:t>
+            </w:r>
+            <w:r>
+              <w:rPr>
+                <w:rFonts w:ascii="黑体" w:eastAsia="黑体" w:hint="eastAsia"/>
+                <w:sz w:val="32"/>
+                <w:szCs w:val="32"/>
+                <w:u w:val="single"/>
+              </w:rPr>
+              <w:t xml:space="preserve">  </w:t>
             </w:r>
           </w:p>
         </w:tc>
@@ -833,7 +872,170 @@
                 <w:sz w:val="32"/>
                 <w:szCs w:val="32"/>
               </w:rPr>
-              <w:t>学    院：</w:t>
+              <w:t>联合导</w:t>
+            </w:r>
+            <w:r>
+              <w:rPr>
+                <w:rFonts w:ascii="黑体" w:eastAsia="黑体" w:hint="eastAsia"/>
+                <w:b/>
+                <w:sz w:val="32"/>
+                <w:szCs w:val="32"/>
+              </w:rPr>
+              <w:t>师：</w:t>
+            </w:r>
+            <w:r>
+              <w:rPr>
+                <w:rFonts w:ascii="仿宋" w:eastAsia="仿宋" w:hAnsi="仿宋" w:hint="eastAsia"/>
+                <w:sz w:val="32"/>
+                <w:szCs w:val="32"/>
+                <w:u w:val="single"/>
+              </w:rPr>
+              <w:t xml:space="preserve"> </w:t>
+            </w:r>
+            <w:r>
+              <w:rPr>
+                <w:rFonts w:ascii="仿宋" w:eastAsia="仿宋" w:hAnsi="仿宋"/>
+                <w:sz w:val="32"/>
+                <w:szCs w:val="32"/>
+                <w:u w:val="single"/>
+              </w:rPr>
+              <w:t xml:space="preserve"> </w:t>
+            </w:r>
+            <w:r>
+              <w:rPr>
+                <w:rFonts w:ascii="仿宋" w:eastAsia="仿宋" w:hAnsi="仿宋" w:hint="eastAsia"/>
+                <w:sz w:val="32"/>
+                <w:szCs w:val="32"/>
+                <w:u w:val="single"/>
+              </w:rPr>
+              <w:t xml:space="preserve"> </w:t>
+            </w:r>
+            <w:r>
+              <w:rPr>
+                <w:rFonts w:ascii="仿宋" w:eastAsia="仿宋" w:hAnsi="仿宋"/>
+                <w:sz w:val="32"/>
+                <w:szCs w:val="32"/>
+                <w:u w:val="single"/>
+              </w:rPr>
+              <w:t xml:space="preserve"> </w:t>
+            </w:r>
+            <w:r>
+              <w:rPr>
+                <w:rFonts w:ascii="仿宋" w:eastAsia="仿宋" w:hAnsi="仿宋" w:hint="eastAsia"/>
+                <w:sz w:val="32"/>
+                <w:szCs w:val="32"/>
+                <w:u w:val="single"/>
+              </w:rPr>
+              <w:t>姚</w:t>
+            </w:r>
+            <w:bookmarkStart w:id="0" w:name="_GoBack"/>
+            <w:bookmarkEnd w:id="0"/>
+            <w:r>
+              <w:rPr>
+                <w:rFonts w:ascii="仿宋" w:eastAsia="仿宋" w:hAnsi="仿宋" w:hint="eastAsia"/>
+                <w:sz w:val="32"/>
+                <w:szCs w:val="32"/>
+                <w:u w:val="single"/>
+              </w:rPr>
+              <w:t xml:space="preserve"> </w:t>
+            </w:r>
+            <w:r>
+              <w:rPr>
+                <w:rFonts w:ascii="仿宋" w:eastAsia="仿宋" w:hAnsi="仿宋"/>
+                <w:sz w:val="32"/>
+                <w:szCs w:val="32"/>
+                <w:u w:val="single"/>
+              </w:rPr>
+              <w:t xml:space="preserve"> </w:t>
+            </w:r>
+            <w:r>
+              <w:rPr>
+                <w:rFonts w:ascii="仿宋" w:eastAsia="仿宋" w:hAnsi="仿宋" w:hint="eastAsia"/>
+                <w:sz w:val="32"/>
+                <w:szCs w:val="32"/>
+                <w:u w:val="single"/>
+              </w:rPr>
+              <w:t>锋</w:t>
+            </w:r>
+            <w:r>
+              <w:rPr>
+                <w:rFonts w:ascii="仿宋" w:eastAsia="仿宋" w:hAnsi="仿宋" w:hint="eastAsia"/>
+                <w:sz w:val="32"/>
+                <w:szCs w:val="32"/>
+                <w:u w:val="single"/>
+              </w:rPr>
+              <w:t xml:space="preserve">  </w:t>
+            </w:r>
+            <w:r>
+              <w:rPr>
+                <w:rFonts w:ascii="仿宋" w:eastAsia="仿宋" w:hAnsi="仿宋"/>
+                <w:sz w:val="32"/>
+                <w:szCs w:val="32"/>
+                <w:u w:val="single"/>
+              </w:rPr>
+              <w:t xml:space="preserve"> </w:t>
+            </w:r>
+            <w:r>
+              <w:rPr>
+                <w:rFonts w:ascii="黑体" w:eastAsia="黑体" w:hint="eastAsia"/>
+                <w:sz w:val="32"/>
+                <w:szCs w:val="32"/>
+              </w:rPr>
+              <w:t xml:space="preserve"> </w:t>
+            </w:r>
+            <w:r>
+              <w:rPr>
+                <w:rFonts w:ascii="黑体" w:eastAsia="黑体" w:hint="eastAsia"/>
+                <w:b/>
+                <w:sz w:val="32"/>
+                <w:szCs w:val="32"/>
+              </w:rPr>
+              <w:t>职称：</w:t>
+            </w:r>
+            <w:r>
+              <w:rPr>
+                <w:rFonts w:ascii="仿宋" w:eastAsia="仿宋" w:hAnsi="仿宋" w:hint="eastAsia"/>
+                <w:sz w:val="32"/>
+                <w:szCs w:val="32"/>
+                <w:u w:val="single"/>
+              </w:rPr>
+              <w:t xml:space="preserve"> </w:t>
+            </w:r>
+            <w:r>
+              <w:rPr>
+                <w:rFonts w:ascii="仿宋" w:eastAsia="仿宋" w:hAnsi="仿宋"/>
+                <w:sz w:val="32"/>
+                <w:szCs w:val="32"/>
+                <w:u w:val="single"/>
+              </w:rPr>
+              <w:t xml:space="preserve"> </w:t>
+            </w:r>
+            <w:r>
+              <w:rPr>
+                <w:rFonts w:ascii="仿宋" w:eastAsia="仿宋" w:hAnsi="仿宋" w:hint="eastAsia"/>
+                <w:sz w:val="32"/>
+                <w:szCs w:val="32"/>
+                <w:u w:val="single"/>
+              </w:rPr>
+              <w:t xml:space="preserve"> </w:t>
+            </w:r>
+            <w:r>
+              <w:rPr>
+                <w:rFonts w:ascii="仿宋" w:eastAsia="仿宋" w:hAnsi="仿宋" w:hint="eastAsia"/>
+                <w:sz w:val="32"/>
+                <w:szCs w:val="32"/>
+                <w:u w:val="single"/>
+              </w:rPr>
+              <w:t>研究员</w:t>
+            </w:r>
+            <w:r>
+              <w:rPr>
+                <w:rFonts w:ascii="仿宋" w:eastAsia="仿宋" w:hAnsi="仿宋" w:hint="eastAsia"/>
+                <w:sz w:val="32"/>
+                <w:szCs w:val="32"/>
+                <w:u w:val="single"/>
+              </w:rPr>
+              <w:t xml:space="preserve"> </w:t>
             </w:r>
             <w:r>
               <w:rPr>
@@ -843,42 +1045,6 @@
                 <w:u w:val="single"/>
               </w:rPr>
               <w:t xml:space="preserve">    </w:t>
-            </w:r>
-            <w:r>
-              <w:rPr>
-                <w:rFonts w:ascii="黑体" w:eastAsia="黑体"/>
-                <w:sz w:val="32"/>
-                <w:szCs w:val="32"/>
-                <w:u w:val="single"/>
-              </w:rPr>
-              <w:t xml:space="preserve">     </w:t>
-            </w:r>
-            <w:r>
-              <w:rPr>
-                <w:rFonts w:ascii="仿宋" w:eastAsia="仿宋" w:hAnsi="仿宋" w:hint="eastAsia"/>
-                <w:sz w:val="32"/>
-                <w:szCs w:val="32"/>
-                <w:u w:val="single"/>
-              </w:rPr>
-              <w:t>系统工程学院</w:t>
-            </w:r>
-            <w:r>
-              <w:rPr>
-                <w:rFonts w:ascii="黑体" w:eastAsia="黑体" w:hint="eastAsia"/>
-                <w:sz w:val="32"/>
-                <w:szCs w:val="32"/>
-                <w:u w:val="single"/>
-              </w:rPr>
-              <w:t xml:space="preserve">       </w:t>
-            </w:r>
-            <w:r>
-              <w:rPr>
-                <w:rFonts w:ascii="黑体" w:eastAsia="黑体" w:hint="eastAsia"/>
-                <w:sz w:val="32"/>
-                <w:szCs w:val="32"/>
-                <w:u w:val="single"/>
-              </w:rPr>
-              <w:t xml:space="preserve">   </w:t>
             </w:r>
           </w:p>
         </w:tc>
@@ -907,6 +1073,80 @@
                 <w:sz w:val="32"/>
                 <w:szCs w:val="32"/>
               </w:rPr>
+              <w:t>学    院：</w:t>
+            </w:r>
+            <w:r>
+              <w:rPr>
+                <w:rFonts w:ascii="黑体" w:eastAsia="黑体" w:hint="eastAsia"/>
+                <w:sz w:val="32"/>
+                <w:szCs w:val="32"/>
+                <w:u w:val="single"/>
+              </w:rPr>
+              <w:t xml:space="preserve">    </w:t>
+            </w:r>
+            <w:r>
+              <w:rPr>
+                <w:rFonts w:ascii="黑体" w:eastAsia="黑体"/>
+                <w:sz w:val="32"/>
+                <w:szCs w:val="32"/>
+                <w:u w:val="single"/>
+              </w:rPr>
+              <w:t xml:space="preserve">     </w:t>
+            </w:r>
+            <w:r>
+              <w:rPr>
+                <w:rFonts w:ascii="仿宋" w:eastAsia="仿宋" w:hAnsi="仿宋" w:hint="eastAsia"/>
+                <w:sz w:val="32"/>
+                <w:szCs w:val="32"/>
+                <w:u w:val="single"/>
+              </w:rPr>
+              <w:t>系统工程学院</w:t>
+            </w:r>
+            <w:r>
+              <w:rPr>
+                <w:rFonts w:ascii="黑体" w:eastAsia="黑体" w:hint="eastAsia"/>
+                <w:sz w:val="32"/>
+                <w:szCs w:val="32"/>
+                <w:u w:val="single"/>
+              </w:rPr>
+              <w:t xml:space="preserve">       </w:t>
+            </w:r>
+            <w:r>
+              <w:rPr>
+                <w:rFonts w:ascii="黑体" w:eastAsia="黑体" w:hint="eastAsia"/>
+                <w:sz w:val="32"/>
+                <w:szCs w:val="32"/>
+                <w:u w:val="single"/>
+              </w:rPr>
+              <w:t xml:space="preserve">   </w:t>
+            </w:r>
+          </w:p>
+        </w:tc>
+      </w:tr>
+      <w:tr>
+        <w:trPr>
+          <w:trHeight w:val="626"/>
+        </w:trPr>
+        <w:tc>
+          <w:tcPr>
+            <w:tcW w:w="6840" w:type="dxa"/>
+          </w:tcPr>
+          <w:p>
+            <w:pPr>
+              <w:rPr>
+                <w:rFonts w:ascii="黑体" w:eastAsia="黑体"/>
+                <w:b/>
+                <w:sz w:val="32"/>
+                <w:szCs w:val="32"/>
+              </w:rPr>
+            </w:pPr>
+            <w:r>
+              <w:rPr>
+                <w:rFonts w:ascii="黑体" w:eastAsia="黑体" w:hint="eastAsia"/>
+                <w:b/>
+                <w:sz w:val="32"/>
+                <w:szCs w:val="32"/>
+              </w:rPr>
               <w:t>开题时间：</w:t>
             </w:r>
             <w:r>
@@ -1042,20 +1282,8 @@
     <w:p>
       <w:pPr>
         <w:shd w:val="clear" w:color="auto" w:fill="FFFFFF"/>
-        <w:jc w:val="center"/>
-        <w:rPr>
-          <w:rFonts w:ascii="黑体" w:eastAsia="黑体"/>
-          <w:b/>
-          <w:sz w:val="24"/>
-        </w:rPr>
-      </w:pPr>
-    </w:p>
-    <w:p>
-      <w:pPr>
-        <w:shd w:val="clear" w:color="auto" w:fill="FFFFFF"/>
-        <w:jc w:val="center"/>
-        <w:rPr>
-          <w:rFonts w:ascii="黑体" w:eastAsia="黑体"/>
+        <w:rPr>
+          <w:rFonts w:ascii="黑体" w:eastAsia="黑体" w:hint="eastAsia"/>
           <w:b/>
           <w:sz w:val="24"/>
         </w:rPr>
@@ -2314,7 +2542,7 @@
 </file>
 
 <file path=customXml/itemProps1.xml><?xml version="1.0" encoding="utf-8"?>
-<ds:datastoreItem xmlns:ds="http://schemas.openxmlformats.org/officeDocument/2006/customXml" ds:itemID="{175E55F9-A176-4D6E-AAF2-363B0099BC4A}">
+<ds:datastoreItem xmlns:ds="http://schemas.openxmlformats.org/officeDocument/2006/customXml" ds:itemID="{3C1F3145-F808-486F-9AD6-760D80FD1E1B}">
   <ds:schemaRefs>
     <ds:schemaRef ds:uri="http://schemas.openxmlformats.org/officeDocument/2006/bibliography"/>
   </ds:schemaRefs>
